--- a/documentation/GLV_Management_System_Training_and_Feature_Guide.docx
+++ b/documentation/GLV_Management_System_Training_and_Feature_Guide.docx
@@ -3933,7 +3933,7 @@
         <w:rPr>
           <w:sz w:val="21"/>
         </w:rPr>
-        <w:t>Centralises company identity, receipt rules, account controls, security settings, backup, import, and operational configuration.</w:t>
+        <w:t>Centralises company identity, receipt rules, account controls, security settings, legal templates, customer communications, backup, import, and operational configuration.</w:t>
       </w:r>
     </w:p>
     <w:p>
@@ -3948,7 +3948,7 @@
         <w:t xml:space="preserve">How it is used: </w:t>
       </w:r>
       <w:r>
-        <w:t>Use it for system-wide administration. Changes here can affect all users and workflows.</w:t>
+        <w:t>Use it for system-wide administration, including addressed Terms and Conditions. Changes here can affect all users and workflows.</w:t>
       </w:r>
     </w:p>
     <w:p>
@@ -4201,6 +4201,32 @@
     <w:p>
       <w:r>
         <w:t>Weekly Excel exports support analysis and recovery, while database backups provide broader protection. Exports are useful business records but should not be treated as a full substitute for tested database restoration.</w:t>
+      </w:r>
+    </w:p>
+    <w:p>
+      <w:pPr>
+        <w:pStyle w:val="Heading2"/>
+      </w:pPr>
+      <w:r>
+        <w:t>Issue customer legal documents at the correct stage</w:t>
+      </w:r>
+    </w:p>
+    <w:p>
+      <w:r>
+        <w:t>A new product account automatically creates addressed Terms and Conditions. Administrators regenerate terms from Settings. Cancellation calculations are available only for closed or cancelled accounts, while reactivation calculations require lifecycle eligibility. Generated documents remain attached to the account for audit and PDF access.</w:t>
+      </w:r>
+    </w:p>
+    <w:p>
+      <w:pPr>
+        <w:pStyle w:val="Heading2"/>
+      </w:pPr>
+      <w:r>
+        <w:t>Use the correct customer communication channel</w:t>
+      </w:r>
+    </w:p>
+    <w:p>
+      <w:r>
+        <w:t>The system queues only one enabled channel. Legal and document messages prefer email, then WhatsApp, then SMS. Payment receipts prefer WhatsApp, then SMS, then email. If the customer has neither email nor phone, nothing is queued; staff explain the terms verbally and show the in-system receipt and product tracking information.</w:t>
       </w:r>
     </w:p>
     <w:p>

--- a/documentation/GLV_Management_System_Training_and_Feature_Guide.docx
+++ b/documentation/GLV_Management_System_Training_and_Feature_Guide.docx
@@ -4234,6 +4234,34 @@
         <w:pStyle w:val="Heading1"/>
       </w:pPr>
       <w:r>
+        <w:t>Automatic SMS notifications</w:t>
+      </w:r>
+    </w:p>
+    <w:p>
+      <w:r>
+        <w:t>Enable SMS Notifications in Settings after configuring BMS Africa. The approved GLV sender is GODS LOVE V. New salary payment records send a staff alert. New product payment plans send one welcome message at their start date. Payments reaching at least 70 percent of the target send one progress message per plan, including payments that jump beyond 70 percent.</w:t>
+      </w:r>
+    </w:p>
+    <w:p>
+      <w:r>
+        <w:t>Active or overdue plans with an outstanding balance receive a reminder after seven full days without payment, then at most once per further unpaid week. A newly entered payment, including a backdated one, restarts the reminder interval. Completed, closed, cancelled, archived, suspended, dormant and probation accounts do not receive weekly reminders. A daily job checks at 09:00 Ghana time; messages are also dispatched after qualifying actions and during signed-in use.</w:t>
+      </w:r>
+    </w:p>
+    <w:p>
+      <w:r>
+        <w:t>Super administrators use Settings &gt; View SMS status and failed messages to inspect the latest 100 messages and retry failures after correcting a phone number, credit balance or provider setup. Accepted means BMS accepted the campaign; verify delivery in BMS campaign history. Unknown outcomes require operator reconciliation before resending. Turning SMS off pauses new alerts and queued delivery. Old welcome and salary events are not backfilled. Restored pending messages are held as Unknown to prevent duplicate sends.</w:t>
+      </w:r>
+    </w:p>
+    <w:p>
+      <w:r>
+        <w:t>Server setup requires MNOTIFY_API_KEY, MNOTIFY_SENDER_ID and CRON_SECRET, plus the SMS queue database migration. Store secrets only in the deployment environment. These alerts use a separate SMS queue; existing document and receipt channel preferences remain separate. Provider configuration and live delivery must be verified before describing the feature as operational.</w:t>
+      </w:r>
+    </w:p>
+    <w:p>
+      <w:pPr>
+        <w:pStyle w:val="Heading1"/>
+      </w:pPr>
+      <w:r>
         <w:t>Feature Summary for Demonstrations</w:t>
       </w:r>
     </w:p>

--- a/documentation/GLV_Management_System_Training_and_Feature_Guide.docx
+++ b/documentation/GLV_Management_System_Training_and_Feature_Guide.docx
@@ -4249,7 +4249,7 @@
     </w:p>
     <w:p>
       <w:r>
-        <w:t>Super administrators use Settings &gt; View SMS status and failed messages to inspect the latest 100 messages and retry failures after correcting a phone number, credit balance or provider setup. Accepted means BMS accepted the campaign; verify delivery in BMS campaign history. Unknown outcomes require operator reconciliation before resending. Turning SMS off pauses new alerts and queued delivery. Old welcome and salary events are not backfilled. Restored pending messages are held as Unknown to prevent duplicate sends.</w:t>
+        <w:t>Super administrators use Settings &gt; View SMS status and failed messages to open the dedicated SMS configuration and delivery page. It shows provider, API key status, approved sender, schedule and all four rules; the master switch is saved there. The same page lists the latest 100 messages and retries failures after correcting a phone number, credit balance or provider setup. Accepted means BMS accepted the campaign; verify delivery in BMS campaign history. Unknown outcomes require operator reconciliation before resending. Turning SMS off pauses new alerts and queued delivery. Old welcome and salary events are not backfilled. Restored pending messages are held as Unknown to prevent duplicate sends.</w:t>
       </w:r>
     </w:p>
     <w:p>

--- a/documentation/GLV_Management_System_Training_and_Feature_Guide.docx
+++ b/documentation/GLV_Management_System_Training_and_Feature_Guide.docx
@@ -4254,7 +4254,7 @@
     </w:p>
     <w:p>
       <w:r>
-        <w:t>Server setup requires MNOTIFY_API_KEY, MNOTIFY_SENDER_ID and CRON_SECRET, plus the SMS queue database migration. Store secrets only in the deployment environment. These alerts use a separate SMS queue; existing document and receipt channel preferences remain separate. Provider configuration and live delivery must be verified before describing the feature as operational.</w:t>
+        <w:t>Server setup requires MNOTIFY_API_KEY, MNOTIFY_SENDER_ID and CRON_SECRET, plus the SMS queue database migration. Deploy migrations explicitly with npm run db:deploy from a trusted operator environment using DATABASE_URL_UNPOOLED before releasing dependent code. Vercel builds do not migrate through the port 6543 transaction pooler. Store secrets only in approved environments. These alerts use a separate SMS queue; existing document and receipt channel preferences remain separate. Provider configuration and live delivery must be verified before describing the feature as operational.</w:t>
       </w:r>
     </w:p>
     <w:p>

--- a/documentation/GLV_Management_System_Training_and_Feature_Guide.docx
+++ b/documentation/GLV_Management_System_Training_and_Feature_Guide.docx
@@ -4254,6 +4254,11 @@
     </w:p>
     <w:p>
       <w:r>
+        <w:t>The SMS page also lets super administrators edit the Salary payment, Customer welcome, 70 percent progress and Missed payment messages. Each editor shows the placeholders allowed for that event and a sample preview. Messages must contain text, stay within 612 template characters and use only the listed placeholders. Reset all restores GLV defaults. Saved changes apply only to notifications queued afterward; an already queued message keeps its reviewed wording. Salary messages go only to the staff member on the salary payment. Welcome, progress and missed-payment messages go only to the customer on the qualifying account. Invalid or missing phone numbers appear as failures and are never redirected to another person.</w:t>
+      </w:r>
+    </w:p>
+    <w:p>
+      <w:r>
         <w:t>Server setup requires MNOTIFY_API_KEY, MNOTIFY_SENDER_ID and CRON_SECRET, plus the SMS queue database migration. Deploy migrations explicitly with npm run db:deploy from a trusted operator environment using DATABASE_URL_UNPOOLED before releasing dependent code. Vercel builds do not migrate through the port 6543 transaction pooler. Store secrets only in approved environments. These alerts use a separate SMS queue; existing document and receipt channel preferences remain separate. Provider configuration and live delivery must be verified before describing the feature as operational.</w:t>
       </w:r>
     </w:p>

--- a/documentation/GLV_Management_System_Training_and_Feature_Guide.docx
+++ b/documentation/GLV_Management_System_Training_and_Feature_Guide.docx
@@ -4259,6 +4259,11 @@
     </w:p>
     <w:p>
       <w:r>
+        <w:t>Default message text is branded Rock Frost Group. Staff and customer name placeholders always render only the first name. The BMS handset sender is Rock Frost, which fits the provider's 11-character limit and must remain approved in BMS before it is configured in production.</w:t>
+      </w:r>
+    </w:p>
+    <w:p>
+      <w:r>
         <w:t>Server setup requires MNOTIFY_API_KEY, MNOTIFY_SENDER_ID and CRON_SECRET, plus the SMS queue database migration. Deploy migrations explicitly with npm run db:deploy from a trusted operator environment using DATABASE_URL_UNPOOLED before releasing dependent code. Vercel builds do not migrate through the port 6543 transaction pooler. Store secrets only in approved environments. These alerts use a separate SMS queue; existing document and receipt channel preferences remain separate. Provider configuration and live delivery must be verified before describing the feature as operational.</w:t>
       </w:r>
     </w:p>

--- a/documentation/GLV_Management_System_Training_and_Feature_Guide.docx
+++ b/documentation/GLV_Management_System_Training_and_Feature_Guide.docx
@@ -4249,12 +4249,17 @@
     </w:p>
     <w:p>
       <w:r>
-        <w:t>Super administrators use Settings &gt; View SMS status and failed messages to open the dedicated SMS configuration and delivery page. It shows provider, API key status, approved sender, schedule and all four rules; the master switch is saved there. The same page lists the latest 100 messages and retries failures after correcting a phone number, credit balance or provider setup. Accepted means BMS accepted the campaign; verify delivery in BMS campaign history. Unknown outcomes require operator reconciliation before resending. Turning SMS off pauses new alerts and queued delivery. Old welcome and salary events are not backfilled. Restored pending messages are held as Unknown to prevent duplicate sends.</w:t>
+        <w:t>When a staff deposit is recorded for a week, GLV totals each assigned customer's payments from Monday through Sunday across all product accounts. Each customer who paid receives one weekly summary with that total and an encouragement to keep going. Customers with no payment receive no summary. The staff, customer and week key prevents duplicates if another deposit is recorded; a pending or failed summary may be refreshed, but an accepted summary is never resent automatically.</w:t>
       </w:r>
     </w:p>
     <w:p>
       <w:r>
-        <w:t>The SMS page also lets super administrators edit the Salary payment, Customer welcome, 70 percent progress and Missed payment messages. Each editor shows the placeholders allowed for that event and a sample preview. Messages must contain text, stay within 612 template characters and use only the listed placeholders. Reset all restores GLV defaults. Saved changes apply only to notifications queued afterward; an already queued message keeps its reviewed wording. Salary messages go only to the staff member on the salary payment. Welcome, progress and missed-payment messages go only to the customer on the qualifying account. Invalid or missing phone numbers appear as failures and are never redirected to another person.</w:t>
+        <w:t>Super administrators use Settings &gt; View SMS status and failed messages to open the dedicated SMS configuration and delivery page. It shows provider, API key status, approved sender, schedule and all five rules; the master switch is saved there. The same page lists the latest 100 messages and retries failures after correcting a phone number, credit balance or provider setup. Accepted means BMS accepted the campaign; verify delivery in BMS campaign history. Unknown outcomes require operator reconciliation before resending. Turning SMS off pauses new alerts and queued delivery. Old welcome and salary events are not backfilled. Restored pending messages are held as Unknown to prevent duplicate sends.</w:t>
+      </w:r>
+    </w:p>
+    <w:p>
+      <w:r>
+        <w:t>The SMS page also lets super administrators edit the Salary payment, Customer welcome, 70 percent progress, Missed payment and Weekly payment summary messages. Each editor shows the placeholders allowed for that event and a sample preview. Messages must contain text, stay within 612 template characters and use only the listed placeholders. Reset all restores GLV defaults. Saved changes apply only to notifications queued afterward; an already queued message keeps its reviewed wording. Salary messages go only to the staff member on the salary payment. The customer messages go only to the customer on the qualifying account or weekly payment total. Invalid or missing phone numbers appear as failures and are never redirected to another person.</w:t>
       </w:r>
     </w:p>
     <w:p>

--- a/documentation/GLV_Management_System_Training_and_Feature_Guide.docx
+++ b/documentation/GLV_Management_System_Training_and_Feature_Guide.docx
@@ -4244,7 +4244,7 @@
     </w:p>
     <w:p>
       <w:r>
-        <w:t>Active or overdue plans with an outstanding balance receive a reminder after seven full days without payment, then at most once per further unpaid week. A newly entered payment, including a backdated one, restarts the reminder interval. Completed, closed, cancelled, archived, suspended, dormant and probation accounts do not receive weekly reminders. A daily job checks at 09:00 Ghana time; messages are also dispatched after qualifying actions and during signed-in use.</w:t>
+        <w:t>Active or overdue plans with an outstanding balance receive a reminder after seven full days without payment, then at most once per further unpaid week. A newly entered payment, including a backdated one, restarts the reminder interval. Completed, closed, cancelled, archived, suspended, dormant and probation accounts do not receive weekly reminders. The Missed payment template supports staffName, which inserts the assigned staff member's first name. A daily job checks at 09:00 Ghana time; messages are also dispatched after qualifying actions and during signed-in use.</w:t>
       </w:r>
     </w:p>
     <w:p>

--- a/documentation/GLV_Management_System_Training_and_Feature_Guide.docx
+++ b/documentation/GLV_Management_System_Training_and_Feature_Guide.docx
@@ -4277,6 +4277,29 @@
         <w:pStyle w:val="Heading1"/>
       </w:pPr>
       <w:r>
+        <w:t>Integrated Business Management</w:t>
+      </w:r>
+    </w:p>
+    <w:p>
+      <w:r>
+        <w:t>Administrators use one Business Management page for People, Payroll, Accounting and Analytics. These sections share GLV staff, customer payment, salary and expense records; they are not separate modules and do not require duplicate setup.</w:t>
+      </w:r>
+    </w:p>
+    <w:p>
+      <w:r>
+        <w:t>People records leave requests with approve or reject decisions and dated performance reviews scored from one to five. Payroll records salary payments using the existing salary history and sends the existing salary SMS only to the paid staff member. Accounting records operating expenses and builds a cash position from customer collections less salary payments and expenses; staff deposits are reconciliation records and are not counted again as revenue. Analytics shows current month revenue, payroll, expenses, net cash, headcount, leave and performance figures from the same records.</w:t>
+      </w:r>
+    </w:p>
+    <w:p>
+      <w:r>
+        <w:t>Only administrators can open this page or change its records. Writes are audit logged. Apply migration 20260909183000_integrated_business_management before release. Version 1 application backup and restore does not yet carry the new leave, performance review and expense records, so operators must retain database-level backups and must not rely on an older application backup to recover this data.</w:t>
+      </w:r>
+    </w:p>
+    <w:p>
+      <w:pPr>
+        <w:pStyle w:val="Heading1"/>
+      </w:pPr>
+      <w:r>
         <w:t>Feature Summary for Demonstrations</w:t>
       </w:r>
     </w:p>
